--- a/History/chapters/24 - Italy, Rome's Heir and the Fascist Detour.docx
+++ b/History/chapters/24 - Italy, Rome's Heir and the Fascist Detour.docx
@@ -50,7 +50,7 @@
         <w:spacing w:after="200"/>
       </w:pPr>
       <w:r>
-        <w:t xml:space="preserve">The regime's decisive turn came earlier than the invasion of Ethiopia. In June 1924, Giacomo Matteotti, a socialist member of parliament who had just delivered a speech accusing the fascists of election fraud, was kidnapped and murdered by men with close ties to Mussolini. The killing produced a genuine political crisis; Mussolini used it to strip away what independent press and opposition remained, instead of stepping down, and by January 1925 had declared himself answerable only to history.</w:t>
+        <w:t xml:space="preserve">The regime's decisive turn came earlier than the invasion of Ethiopia. In June 1924, Giacomo Matteotti, a socialist member of parliament who had just delivered a speech accusing the fascists of election fraud, was kidnapped and murdered by men with close ties to Mussolini. The killing produced a genuine political crisis; Mussolini used it to strip away what independent press and opposition remained, instead of stepping down, and on January 3, 1925, told parliament that he alone assumed “the political, moral, and historical responsibility” for all that had happened, and dared it to act. It did not.</w:t>
       </w:r>
     </w:p>
     <w:p>
